--- a/File/Proposal Penugasan Akhir/Draft_Proposal_PA_SarjanaTerapan_A4 - Satria.docx
+++ b/File/Proposal Penugasan Akhir/Draft_Proposal_PA_SarjanaTerapan_A4 - Satria.docx
@@ -568,20 +568,17 @@
           <w:sz w:val="36"/>
           <w:szCs w:val="36"/>
         </w:rPr>
-        <w:t>NIP…………………</w:t>
-      </w:r>
-    </w:p>
-    <w:p>
-      <w:pPr>
-        <w:spacing w:after="0"/>
-        <w:jc w:val="center"/>
+        <w:t>NIP</w:t>
+      </w:r>
+      <w:r>
         <w:rPr>
           <w:rFonts w:cs="Times New Roman"/>
           <w:color w:val="000000" w:themeColor="text1"/>
           <w:sz w:val="36"/>
           <w:szCs w:val="36"/>
         </w:rPr>
-      </w:pPr>
+        <w:t xml:space="preserve"> 198106222008121003</w:t>
+      </w:r>
     </w:p>
     <w:p>
       <w:pPr>
@@ -594,17 +591,18 @@
           <w:szCs w:val="36"/>
         </w:rPr>
       </w:pPr>
-      <w:r>
+    </w:p>
+    <w:p>
+      <w:pPr>
+        <w:spacing w:after="0"/>
+        <w:jc w:val="center"/>
         <w:rPr>
           <w:rFonts w:cs="Times New Roman"/>
           <w:color w:val="000000" w:themeColor="text1"/>
           <w:sz w:val="36"/>
           <w:szCs w:val="36"/>
         </w:rPr>
-        <w:t xml:space="preserve">Aris </w:t>
-      </w:r>
-      <w:proofErr w:type="spellStart"/>
-      <w:proofErr w:type="gramStart"/>
+      </w:pPr>
       <w:r>
         <w:rPr>
           <w:rFonts w:cs="Times New Roman"/>
@@ -612,9 +610,10 @@
           <w:sz w:val="36"/>
           <w:szCs w:val="36"/>
         </w:rPr>
-        <w:t>Sudaryanto,S.ST</w:t>
-      </w:r>
-      <w:proofErr w:type="spellEnd"/>
+        <w:t xml:space="preserve">Aris </w:t>
+      </w:r>
+      <w:proofErr w:type="spellStart"/>
+      <w:proofErr w:type="gramStart"/>
       <w:r>
         <w:rPr>
           <w:rFonts w:cs="Times New Roman"/>
@@ -622,9 +621,9 @@
           <w:sz w:val="36"/>
           <w:szCs w:val="36"/>
         </w:rPr>
-        <w:t>.</w:t>
-      </w:r>
-      <w:proofErr w:type="gramEnd"/>
+        <w:t>Sudaryanto,S.ST</w:t>
+      </w:r>
+      <w:proofErr w:type="spellEnd"/>
       <w:r>
         <w:rPr>
           <w:rFonts w:cs="Times New Roman"/>
@@ -632,32 +631,30 @@
           <w:sz w:val="36"/>
           <w:szCs w:val="36"/>
         </w:rPr>
-        <w:t>, M.T</w:t>
-      </w:r>
-    </w:p>
-    <w:p>
-      <w:pPr>
-        <w:spacing w:after="0"/>
-        <w:jc w:val="center"/>
+        <w:t>.</w:t>
+      </w:r>
+      <w:proofErr w:type="gramEnd"/>
+      <w:r>
         <w:rPr>
           <w:rFonts w:cs="Times New Roman"/>
           <w:color w:val="000000" w:themeColor="text1"/>
           <w:sz w:val="36"/>
           <w:szCs w:val="36"/>
         </w:rPr>
-      </w:pPr>
-      <w:r>
+        <w:t>, M.T</w:t>
+      </w:r>
+    </w:p>
+    <w:p>
+      <w:pPr>
+        <w:spacing w:after="0"/>
+        <w:jc w:val="center"/>
         <w:rPr>
           <w:rFonts w:cs="Times New Roman"/>
           <w:color w:val="000000" w:themeColor="text1"/>
           <w:sz w:val="36"/>
           <w:szCs w:val="36"/>
         </w:rPr>
-        <w:t>NIP</w:t>
-      </w:r>
-      <w:r>
-        <w:t xml:space="preserve"> </w:t>
-      </w:r>
+      </w:pPr>
       <w:r>
         <w:rPr>
           <w:rFonts w:cs="Times New Roman"/>
@@ -665,20 +662,20 @@
           <w:sz w:val="36"/>
           <w:szCs w:val="36"/>
         </w:rPr>
-        <w:t>199106152022031004</w:t>
-      </w:r>
-    </w:p>
-    <w:p>
-      <w:pPr>
-        <w:spacing w:after="0"/>
-        <w:jc w:val="center"/>
+        <w:t>NIP</w:t>
+      </w:r>
+      <w:r>
+        <w:t xml:space="preserve"> </w:t>
+      </w:r>
+      <w:r>
         <w:rPr>
           <w:rFonts w:cs="Times New Roman"/>
           <w:color w:val="000000" w:themeColor="text1"/>
           <w:sz w:val="36"/>
           <w:szCs w:val="36"/>
         </w:rPr>
-      </w:pPr>
+        <w:t>199106152022031004</w:t>
+      </w:r>
     </w:p>
     <w:p>
       <w:pPr>
@@ -707,7 +704,6 @@
     <w:p>
       <w:pPr>
         <w:spacing w:after="0"/>
-        <w:jc w:val="center"/>
         <w:rPr>
           <w:rFonts w:cs="Times New Roman"/>
           <w:color w:val="000000" w:themeColor="text1"/>
@@ -844,7 +840,6 @@
           <w:sz w:val="36"/>
           <w:szCs w:val="36"/>
         </w:rPr>
-        <w:lastRenderedPageBreak/>
         <w:t>2025</w:t>
       </w:r>
       <w:r>
@@ -3514,10 +3509,20 @@
           <w:lang w:val="id"/>
         </w:rPr>
       </w:pPr>
-      <w:r>
-        <w:rPr>
-          <w:lang w:val="id"/>
-        </w:rPr>
+    </w:p>
+    <w:p>
+      <w:pPr>
+        <w:ind w:firstLine="360"/>
+        <w:jc w:val="both"/>
+        <w:rPr>
+          <w:lang w:val="id"/>
+        </w:rPr>
+      </w:pPr>
+      <w:r>
+        <w:rPr>
+          <w:lang w:val="id"/>
+        </w:rPr>
+        <w:lastRenderedPageBreak/>
         <w:t xml:space="preserve">Untuk kutipan langsung dan pendek (1-2 baris), cara penulisan rujukan untuk kutipan dilakukan dengan memberikan tanda petik ganda di awal dan akhir kutipan dan ditulis miring dan kemudian diiringi dengan sumber referensi pada daftar pustaka, seperti ini </w:t>
       </w:r>
       <w:r>
@@ -3525,15 +3530,7 @@
           <w:i/>
           <w:lang w:val="id"/>
         </w:rPr>
-        <w:t xml:space="preserve">"Ini contoh </w:t>
-      </w:r>
-      <w:r>
-        <w:rPr>
-          <w:i/>
-          <w:lang w:val="id"/>
-        </w:rPr>
-        <w:lastRenderedPageBreak/>
-        <w:t xml:space="preserve">penulisan rujukan untuk kutipan langsung dan pendek" </w:t>
+        <w:t xml:space="preserve">"Ini contoh penulisan rujukan untuk kutipan langsung dan pendek" </w:t>
       </w:r>
       <w:r>
         <w:rPr>
@@ -4900,35 +4897,37 @@
       </w:pPr>
       <w:r>
         <w:rPr>
-          <w:lang w:val="id"/>
-        </w:rPr>
-        <w:t xml:space="preserve">Nama_Pengarang1, Nama_Pengarang2, </w:t>
-      </w:r>
-      <w:r>
-        <w:rPr>
-          <w:b/>
-          <w:lang w:val="id"/>
-        </w:rPr>
-        <w:t>Judul Makalah Jurnal Internasional atau Nasional</w:t>
-      </w:r>
-      <w:r>
-        <w:rPr>
-          <w:lang w:val="id"/>
+          <w:rFonts w:cs="Times New Roman"/>
+        </w:rPr>
+        <w:t xml:space="preserve">Krebs, E., Beckmann, T., Geier, L., Ramson, S., &amp; Hirschfeld, R. (2023). Pronto: Prototyping a Prototyping Tool for Game Mechanic Prototyping. </w:t>
+      </w:r>
+      <w:r>
+        <w:rPr>
+          <w:rFonts w:cs="Times New Roman"/>
+          <w:i/>
+          <w:iCs/>
+        </w:rPr>
+        <w:t>PPIG 2023 Proceedings</w:t>
+      </w:r>
+      <w:r>
+        <w:rPr>
+          <w:rFonts w:cs="Times New Roman"/>
         </w:rPr>
         <w:t xml:space="preserve">, </w:t>
       </w:r>
       <w:r>
         <w:rPr>
+          <w:rFonts w:cs="Times New Roman"/>
           <w:i/>
-          <w:lang w:val="id"/>
-        </w:rPr>
-        <w:t>Nama Jurnal</w:t>
-      </w:r>
-      <w:r>
-        <w:rPr>
-          <w:lang w:val="id"/>
-        </w:rPr>
-        <w:t>, Vol. xx, No. yy, Hal. aa- bb, Penerbit, Tahun.</w:t>
+          <w:iCs/>
+        </w:rPr>
+        <w:t>34</w:t>
+      </w:r>
+      <w:r>
+        <w:rPr>
+          <w:rFonts w:cs="Times New Roman"/>
+        </w:rPr>
+        <w:t>, 157-168.</w:t>
       </w:r>
     </w:p>
     <w:p>
@@ -4946,35 +4945,51 @@
       </w:pPr>
       <w:r>
         <w:rPr>
-          <w:lang w:val="id"/>
-        </w:rPr>
-        <w:t xml:space="preserve">Nama_Pengarang1, Nama_Pengarang2, </w:t>
-      </w:r>
-      <w:r>
-        <w:rPr>
-          <w:b/>
-          <w:lang w:val="id"/>
-        </w:rPr>
-        <w:t>Judul Makalah Seminar Internasional atau Nasional</w:t>
-      </w:r>
-      <w:r>
-        <w:rPr>
-          <w:lang w:val="id"/>
+          <w:rFonts w:cs="Times New Roman"/>
+        </w:rPr>
+        <w:t xml:space="preserve">Lazaridis, L., &amp; </w:t>
+      </w:r>
+      <w:proofErr w:type="spellStart"/>
+      <w:r>
+        <w:rPr>
+          <w:rFonts w:cs="Times New Roman"/>
+        </w:rPr>
+        <w:t>Fragulis</w:t>
+      </w:r>
+      <w:proofErr w:type="spellEnd"/>
+      <w:r>
+        <w:rPr>
+          <w:rFonts w:cs="Times New Roman"/>
+        </w:rPr>
+        <w:t xml:space="preserve">, G. F. (2024). Creating a newer and improved procedural content generation (PCG) algorithm with minimal human intervention for computer gaming development. </w:t>
+      </w:r>
+      <w:r>
+        <w:rPr>
+          <w:rFonts w:cs="Times New Roman"/>
+          <w:i/>
+          <w:iCs/>
+        </w:rPr>
+        <w:t>Computers</w:t>
+      </w:r>
+      <w:r>
+        <w:rPr>
+          <w:rFonts w:cs="Times New Roman"/>
         </w:rPr>
         <w:t xml:space="preserve">, </w:t>
       </w:r>
       <w:r>
         <w:rPr>
+          <w:rFonts w:cs="Times New Roman"/>
           <w:i/>
-          <w:lang w:val="id"/>
-        </w:rPr>
-        <w:t>Nama Seminar</w:t>
-      </w:r>
-      <w:r>
-        <w:rPr>
-          <w:lang w:val="id"/>
-        </w:rPr>
-        <w:t>, Tempat, Hal. aa-bb, Tahun.</w:t>
+          <w:iCs/>
+        </w:rPr>
+        <w:t>13</w:t>
+      </w:r>
+      <w:r>
+        <w:rPr>
+          <w:rFonts w:cs="Times New Roman"/>
+        </w:rPr>
+        <w:t>(11), 304.</w:t>
       </w:r>
     </w:p>
     <w:p>
@@ -4992,35 +5007,43 @@
       </w:pPr>
       <w:r>
         <w:rPr>
-          <w:lang w:val="id"/>
-        </w:rPr>
-        <w:t xml:space="preserve">Nama_Pengarang1, Nama Pengarang2, </w:t>
-      </w:r>
-      <w:r>
-        <w:rPr>
-          <w:b/>
-          <w:lang w:val="id"/>
-        </w:rPr>
-        <w:t>Judul Buku Acuan</w:t>
-      </w:r>
-      <w:r>
-        <w:rPr>
-          <w:lang w:val="id"/>
+          <w:rFonts w:cs="Times New Roman"/>
+        </w:rPr>
+        <w:t xml:space="preserve">Widjaja, J. A., Jefferson, L., Siahaan, M. F. B., &amp; Chow, A. (2024). Utilizing game development life cycle method to develop an educational game for basic mathematics using Unity 2D game engine. </w:t>
+      </w:r>
+      <w:r>
+        <w:rPr>
+          <w:rFonts w:cs="Times New Roman"/>
+          <w:i/>
+          <w:iCs/>
+        </w:rPr>
+        <w:t>IJISIT: International Journal of Computer Science and Information Technology</w:t>
+      </w:r>
+      <w:r>
+        <w:rPr>
+          <w:rFonts w:cs="Times New Roman"/>
         </w:rPr>
         <w:t xml:space="preserve">, </w:t>
       </w:r>
       <w:r>
         <w:rPr>
+          <w:rFonts w:cs="Times New Roman"/>
           <w:i/>
-          <w:lang w:val="id"/>
-        </w:rPr>
-        <w:t>Penerbit</w:t>
-      </w:r>
-      <w:r>
-        <w:rPr>
-          <w:lang w:val="id"/>
-        </w:rPr>
-        <w:t>, Edisi xx, Tahun.</w:t>
+          <w:iCs/>
+        </w:rPr>
+        <w:t>1</w:t>
+      </w:r>
+      <w:r>
+        <w:rPr>
+          <w:rFonts w:cs="Times New Roman"/>
+        </w:rPr>
+        <w:t>(1), 20-30</w:t>
+      </w:r>
+      <w:r>
+        <w:rPr>
+          <w:lang w:val="id"/>
+        </w:rPr>
+        <w:t>.</w:t>
       </w:r>
     </w:p>
     <w:p>
@@ -5038,35 +5061,57 @@
       </w:pPr>
       <w:r>
         <w:rPr>
-          <w:lang w:val="id"/>
-        </w:rPr>
-        <w:t xml:space="preserve">Nama_Mahasiswa_Penulis, </w:t>
-      </w:r>
-      <w:r>
-        <w:rPr>
-          <w:b/>
-          <w:lang w:val="id"/>
-        </w:rPr>
-        <w:t>Judul Buku Proyek Akhir, Proyek akhir atau Disertasi</w:t>
-      </w:r>
-      <w:r>
-        <w:rPr>
-          <w:lang w:val="id"/>
-        </w:rPr>
-        <w:t xml:space="preserve">, Proyek Akhir/Skripsi/Proyek akhir/Disertasi, </w:t>
-      </w:r>
-      <w:r>
-        <w:rPr>
+          <w:rFonts w:cs="Times New Roman"/>
+        </w:rPr>
+        <w:t xml:space="preserve">Rubio, C., Barriga, N. A., Ingram, B., Luna-García, H., &amp; </w:t>
+      </w:r>
+      <w:proofErr w:type="spellStart"/>
+      <w:r>
+        <w:rPr>
+          <w:rFonts w:cs="Times New Roman"/>
+        </w:rPr>
+        <w:t>Besoain</w:t>
+      </w:r>
+      <w:proofErr w:type="spellEnd"/>
+      <w:r>
+        <w:rPr>
+          <w:rFonts w:cs="Times New Roman"/>
+        </w:rPr>
+        <w:t xml:space="preserve">, F. (2025). Exploring Procedural Content Generation of Environments for Virtual Museums: A Mixed-Initiative Approach. </w:t>
+      </w:r>
+      <w:r>
+        <w:rPr>
+          <w:rFonts w:cs="Times New Roman"/>
           <w:i/>
-          <w:lang w:val="id"/>
-        </w:rPr>
-        <w:t>Perguruan Tinggi</w:t>
-      </w:r>
-      <w:r>
-        <w:rPr>
-          <w:lang w:val="id"/>
-        </w:rPr>
-        <w:t>, Tahun.</w:t>
+          <w:iCs/>
+        </w:rPr>
+        <w:t>Heritage</w:t>
+      </w:r>
+      <w:r>
+        <w:rPr>
+          <w:rFonts w:cs="Times New Roman"/>
+        </w:rPr>
+        <w:t xml:space="preserve">, </w:t>
+      </w:r>
+      <w:r>
+        <w:rPr>
+          <w:rFonts w:cs="Times New Roman"/>
+          <w:i/>
+          <w:iCs/>
+        </w:rPr>
+        <w:t>8</w:t>
+      </w:r>
+      <w:r>
+        <w:rPr>
+          <w:rFonts w:cs="Times New Roman"/>
+        </w:rPr>
+        <w:t>(4), 134</w:t>
+      </w:r>
+      <w:r>
+        <w:rPr>
+          <w:lang w:val="id"/>
+        </w:rPr>
+        <w:t>.</w:t>
       </w:r>
     </w:p>
     <w:p>
@@ -5084,35 +5129,29 @@
       </w:pPr>
       <w:r>
         <w:rPr>
-          <w:lang w:val="id"/>
-        </w:rPr>
-        <w:t xml:space="preserve">Nama_Penulis, </w:t>
-      </w:r>
-      <w:r>
-        <w:rPr>
-          <w:b/>
-          <w:lang w:val="id"/>
-        </w:rPr>
-        <w:t>Judul Tulisan pada Media Publik</w:t>
-      </w:r>
-      <w:r>
-        <w:rPr>
-          <w:lang w:val="id"/>
-        </w:rPr>
-        <w:t xml:space="preserve">, </w:t>
-      </w:r>
-      <w:r>
-        <w:rPr>
+          <w:rFonts w:cs="Times New Roman"/>
+        </w:rPr>
+        <w:t xml:space="preserve">Krebs, E., Beckmann, T., Geier, L., Grenda, J., Ramson, S., &amp; Hirschfeld, R. (2025, April). All in One: Rapid Game Prototyping in a Single View. In </w:t>
+      </w:r>
+      <w:r>
+        <w:rPr>
+          <w:rFonts w:cs="Times New Roman"/>
           <w:i/>
-          <w:lang w:val="id"/>
-        </w:rPr>
-        <w:t>Nama Media Publik</w:t>
-      </w:r>
-      <w:r>
-        <w:rPr>
-          <w:lang w:val="id"/>
-        </w:rPr>
-        <w:t>, Tanggal/Bulan...., Edisi  , Tahun.</w:t>
+          <w:iCs/>
+        </w:rPr>
+        <w:t>Proceedings of the 2025 CHI Conference on Human Factors in Computing Systems</w:t>
+      </w:r>
+      <w:r>
+        <w:rPr>
+          <w:rFonts w:cs="Times New Roman"/>
+        </w:rPr>
+        <w:t xml:space="preserve"> (pp. 1-17)</w:t>
+      </w:r>
+      <w:r>
+        <w:rPr>
+          <w:lang w:val="id"/>
+        </w:rPr>
+        <w:t>.</w:t>
       </w:r>
     </w:p>
     <w:p>
@@ -5125,43 +5164,197 @@
         <w:ind w:left="360"/>
         <w:jc w:val="both"/>
       </w:pPr>
-      <w:r>
-        <w:rPr>
-          <w:lang w:val="id"/>
-        </w:rPr>
-        <w:t xml:space="preserve">Nama_Penulis, </w:t>
-      </w:r>
-      <w:r>
-        <w:rPr>
-          <w:b/>
-          <w:lang w:val="id"/>
-        </w:rPr>
-        <w:t>Judul Tulisan pada Media Online</w:t>
-      </w:r>
-      <w:r>
-        <w:rPr>
-          <w:lang w:val="id"/>
-        </w:rPr>
-        <w:t xml:space="preserve">, Wikipedia/Nama Ensiklopedia online atau Nama Blog, </w:t>
-      </w:r>
-      <w:r>
-        <w:rPr>
+      <w:proofErr w:type="spellStart"/>
+      <w:r>
+        <w:rPr>
+          <w:rFonts w:cs="Times New Roman"/>
+        </w:rPr>
+        <w:t>Oktaviani</w:t>
+      </w:r>
+      <w:proofErr w:type="spellEnd"/>
+      <w:r>
+        <w:rPr>
+          <w:rFonts w:cs="Times New Roman"/>
+        </w:rPr>
+        <w:t xml:space="preserve">, Y. C., Wahyuningsih, Y., &amp; </w:t>
+      </w:r>
+      <w:proofErr w:type="spellStart"/>
+      <w:r>
+        <w:rPr>
+          <w:rFonts w:cs="Times New Roman"/>
+        </w:rPr>
+        <w:t>Kristianto</w:t>
+      </w:r>
+      <w:proofErr w:type="spellEnd"/>
+      <w:r>
+        <w:rPr>
+          <w:rFonts w:cs="Times New Roman"/>
+        </w:rPr>
+        <w:t xml:space="preserve">, R. P. (2025). Application of the Game Development Life Cycle (GDLC) Model in Design and Development of Educational Games for Dyslexic Children. </w:t>
+      </w:r>
+      <w:r>
+        <w:rPr>
+          <w:rFonts w:cs="Times New Roman"/>
           <w:i/>
-          <w:lang w:val="id"/>
-        </w:rPr>
-        <w:t>Alamat internet</w:t>
-      </w:r>
-      <w:r>
-        <w:rPr>
-          <w:lang w:val="id"/>
-        </w:rPr>
-        <w:t>, Diakses tanggal.  , Tah</w:t>
-      </w:r>
-      <w:r>
-        <w:rPr>
-          <w:lang w:val="id"/>
-        </w:rPr>
-        <w:t>un</w:t>
+          <w:iCs/>
+        </w:rPr>
+        <w:t>Social Science and Humanities Journal</w:t>
+      </w:r>
+      <w:r>
+        <w:rPr>
+          <w:rFonts w:cs="Times New Roman"/>
+        </w:rPr>
+        <w:t xml:space="preserve">, </w:t>
+      </w:r>
+      <w:r>
+        <w:rPr>
+          <w:rFonts w:cs="Times New Roman"/>
+          <w:i/>
+          <w:iCs/>
+        </w:rPr>
+        <w:t>9</w:t>
+      </w:r>
+      <w:r>
+        <w:rPr>
+          <w:rFonts w:cs="Times New Roman"/>
+        </w:rPr>
+        <w:t>(01), 6477-6487</w:t>
+      </w:r>
+    </w:p>
+    <w:p>
+      <w:pPr>
+        <w:pStyle w:val="ListParagraph"/>
+        <w:numPr>
+          <w:ilvl w:val="6"/>
+          <w:numId w:val="8"/>
+        </w:numPr>
+        <w:ind w:left="360"/>
+        <w:jc w:val="both"/>
+      </w:pPr>
+      <w:r>
+        <w:rPr>
+          <w:rFonts w:cs="Times New Roman"/>
+        </w:rPr>
+        <w:t>Roedavan, Rickman &amp; Geovani, Naya. (2024). GAME DEVELOPMENT LIFE CYCLE</w:t>
+      </w:r>
+      <w:r>
+        <w:rPr>
+          <w:rFonts w:cs="Times New Roman"/>
+        </w:rPr>
+        <w:t>.</w:t>
+      </w:r>
+    </w:p>
+    <w:p>
+      <w:pPr>
+        <w:pStyle w:val="ListParagraph"/>
+        <w:numPr>
+          <w:ilvl w:val="6"/>
+          <w:numId w:val="8"/>
+        </w:numPr>
+        <w:ind w:left="360"/>
+        <w:jc w:val="both"/>
+      </w:pPr>
+      <w:r>
+        <w:rPr>
+          <w:rFonts w:cs="Times New Roman"/>
+        </w:rPr>
+        <w:t xml:space="preserve">Mahadi, Aisyah Beningsari, et al. "Optimizing 3D Low-Poly Asset Production Standards for Village Meow 2.5 D Game Using GDLC with Expert." </w:t>
+      </w:r>
+      <w:r>
+        <w:rPr>
+          <w:rFonts w:cs="Times New Roman"/>
+          <w:i/>
+          <w:iCs/>
+        </w:rPr>
+        <w:t>Proceedings of the 8th International Conference on Applied Engineering (ICAE 2025)</w:t>
+      </w:r>
+      <w:r>
+        <w:rPr>
+          <w:rFonts w:cs="Times New Roman"/>
+        </w:rPr>
+        <w:t>. Springer Nature, 2025</w:t>
+      </w:r>
+    </w:p>
+    <w:p>
+      <w:pPr>
+        <w:pStyle w:val="ListParagraph"/>
+        <w:numPr>
+          <w:ilvl w:val="6"/>
+          <w:numId w:val="8"/>
+        </w:numPr>
+        <w:ind w:left="360"/>
+        <w:jc w:val="both"/>
+      </w:pPr>
+      <w:proofErr w:type="spellStart"/>
+      <w:r>
+        <w:rPr>
+          <w:rFonts w:cs="Times New Roman"/>
+        </w:rPr>
+        <w:t>Linåker</w:t>
+      </w:r>
+      <w:proofErr w:type="spellEnd"/>
+      <w:r>
+        <w:rPr>
+          <w:rFonts w:cs="Times New Roman"/>
+        </w:rPr>
+        <w:t xml:space="preserve">, Johan, Elizabeth Bjarnason, and Fabian Fagerholm. "Pre-release experimentation in indie game development: an interview survey." </w:t>
+      </w:r>
+      <w:r>
+        <w:rPr>
+          <w:rFonts w:cs="Times New Roman"/>
+          <w:i/>
+          <w:iCs/>
+        </w:rPr>
+        <w:t>International Conference on Software Business</w:t>
+      </w:r>
+      <w:r>
+        <w:rPr>
+          <w:rFonts w:cs="Times New Roman"/>
+        </w:rPr>
+        <w:t>. Cham: Springer Nature Switzerland, 2024</w:t>
+      </w:r>
+      <w:r>
+        <w:rPr>
+          <w:rFonts w:cs="Times New Roman"/>
+        </w:rPr>
+        <w:t>.</w:t>
+      </w:r>
+    </w:p>
+    <w:p>
+      <w:pPr>
+        <w:pStyle w:val="ListParagraph"/>
+        <w:numPr>
+          <w:ilvl w:val="6"/>
+          <w:numId w:val="8"/>
+        </w:numPr>
+        <w:ind w:left="360"/>
+        <w:jc w:val="both"/>
+      </w:pPr>
+      <w:r>
+        <w:rPr>
+          <w:rFonts w:cs="Times New Roman"/>
+        </w:rPr>
+        <w:t xml:space="preserve">Racheed, Abdulrahman, and Garcia Martinez Iker Garcia Martinez. "The Use </w:t>
+      </w:r>
+      <w:proofErr w:type="gramStart"/>
+      <w:r>
+        <w:rPr>
+          <w:rFonts w:cs="Times New Roman"/>
+        </w:rPr>
+        <w:t>Of</w:t>
+      </w:r>
+      <w:proofErr w:type="gramEnd"/>
+      <w:r>
+        <w:rPr>
+          <w:rFonts w:cs="Times New Roman"/>
+        </w:rPr>
+        <w:t xml:space="preserve"> Software Product Lines in Game Development." (2025</w:t>
+      </w:r>
+      <w:r>
+        <w:rPr>
+          <w:rFonts w:cs="Times New Roman"/>
+        </w:rPr>
+        <w:t>).</w:t>
       </w:r>
     </w:p>
     <w:sectPr>
